--- a/docs/a traduire/6/Capitulo_VI_quater_Africa_PT-BR.docx
+++ b/docs/a traduire/6/Capitulo_VI_quater_Africa_PT-BR.docx
@@ -99,7 +99,7 @@
                 <w:color w:val="1A2744"/>
                 <w:sz w:val="22"/>
               </w:rPr>
-              <w:t>76,9 pct do compute IA operacional mundial = EUA</w:t>
+              <w:t>78,9 pct do compute IA operacional mundial = EUA</w:t>
             </w:r>
           </w:p>
         </w:tc>
@@ -141,7 +141,7 @@
                 <w:color w:val="1A2744"/>
                 <w:sz w:val="22"/>
               </w:rPr>
-              <w:t>3,46:1 razao CACI EUA/UE (Power Mode)</w:t>
+              <w:t>3,47:1 razao CACI EUA/UE (Power Mode)</w:t>
             </w:r>
           </w:p>
         </w:tc>
